--- a/assets/resume/neeraj-maheshwari-capital-markets-business-analyst-resume.docx
+++ b/assets/resume/neeraj-maheshwari-capital-markets-business-analyst-resume.docx
@@ -25,14 +25,21 @@
           <w:b/>
           <w:sz w:val="21"/>
         </w:rPr>
-        <w:t>CAPITAL MARKET</w:t>
+        <w:t xml:space="preserve">CAPITAL MARKET BUSINESS ANALYST | </w:t>
       </w:r>
       <w:r>
         <w:rPr>
           <w:b/>
           <w:sz w:val="21"/>
         </w:rPr>
-        <w:t xml:space="preserve"> BUSINESS ANALYST | CAPITAL MARKETS | MUREX | PRODUCT &amp; DELIVERY</w:t>
+        <w:t>Product Manager</w:t>
+      </w:r>
+      <w:r>
+        <w:rPr>
+          <w:b/>
+          <w:sz w:val="21"/>
+        </w:rPr>
+        <w:t xml:space="preserve"> | MUREX | PRODUCT &amp; DELIVERY</w:t>
       </w:r>
     </w:p>
     <w:p>
@@ -44,8 +51,32 @@
         <w:rPr>
           <w:sz w:val="16"/>
         </w:rPr>
-        <w:t>Bangalore, India | +91-9897610958 | neeraj.mh99@gmail.com | linkedin.com/in/neeraj-maheshwari-5aa76918</w:t>
-      </w:r>
+        <w:t xml:space="preserve">Bangalore, India | +91-9897610958 | neeraj.mh99@gmail.com | </w:t>
+      </w:r>
+      <w:hyperlink r:id="rId8" w:history="1">
+        <w:r>
+          <w:rPr>
+            <w:rStyle w:val="Hyperlink"/>
+            <w:sz w:val="16"/>
+          </w:rPr>
+          <w:t>LinkedIn</w:t>
+        </w:r>
+      </w:hyperlink>
+      <w:r>
+        <w:rPr>
+          <w:sz w:val="16"/>
+        </w:rPr>
+        <w:t xml:space="preserve"> | </w:t>
+      </w:r>
+      <w:hyperlink r:id="rId9" w:history="1">
+        <w:r>
+          <w:rPr>
+            <w:rStyle w:val="Hyperlink"/>
+            <w:sz w:val="16"/>
+          </w:rPr>
+          <w:t>Portfolio</w:t>
+        </w:r>
+      </w:hyperlink>
     </w:p>
     <w:p>
       <w:pPr>
@@ -409,8 +440,13 @@
         </w:rPr>
         <w:t xml:space="preserve">• </w:t>
       </w:r>
-      <w:r>
-        <w:t>Analyse pricing requirements, market-data dependencies, valuation logic and downstream impacts across Market Risk, settlement, confirmation and related systems.</w:t>
+      <w:proofErr w:type="spellStart"/>
+      <w:r>
+        <w:t>Analyse</w:t>
+      </w:r>
+      <w:proofErr w:type="spellEnd"/>
+      <w:r>
+        <w:t xml:space="preserve"> pricing requirements, market-data dependencies, valuation logic and downstream impacts across Market Risk, settlement, confirmation and related systems.</w:t>
       </w:r>
     </w:p>
     <w:p>
@@ -548,8 +584,13 @@
         </w:rPr>
         <w:t xml:space="preserve">• </w:t>
       </w:r>
-      <w:r>
-        <w:t>Analysed Front Office requirements for FX, Interest Rate Swaps, Fixed Income, Money Markets and Equities and translated trading needs into functional requirements, process flows and user stories.</w:t>
+      <w:proofErr w:type="spellStart"/>
+      <w:r>
+        <w:t>Analysed</w:t>
+      </w:r>
+      <w:proofErr w:type="spellEnd"/>
+      <w:r>
+        <w:t xml:space="preserve"> Front Office requirements for FX, Interest Rate Swaps, Fixed Income, Money Markets and Equities and translated trading needs into functional requirements, process flows and user stories.</w:t>
       </w:r>
     </w:p>
     <w:p>
@@ -579,7 +620,15 @@
         <w:t xml:space="preserve">• </w:t>
       </w:r>
       <w:r>
-        <w:t>Worked with Murex functional/configuration and development teams to clarify requirements, assess solution options, validate functional behaviour and resolve requirement gaps during implementation.</w:t>
+        <w:t xml:space="preserve">Worked with Murex functional/configuration and development teams to clarify requirements, assess solution options, validate functional </w:t>
+      </w:r>
+      <w:proofErr w:type="spellStart"/>
+      <w:r>
+        <w:t>behaviour</w:t>
+      </w:r>
+      <w:proofErr w:type="spellEnd"/>
+      <w:r>
+        <w:t xml:space="preserve"> and resolve requirement gaps during implementation.</w:t>
       </w:r>
     </w:p>
     <w:p>
@@ -624,7 +673,15 @@
         <w:t xml:space="preserve">• </w:t>
       </w:r>
       <w:r>
-        <w:t>Supported SIT/UAT by defining end-to-end business scenarios, validating trade outcomes, coordinating with QA and Front Office users, analysing defects and driving issues through resolution.</w:t>
+        <w:t xml:space="preserve">Supported SIT/UAT by defining end-to-end business scenarios, validating trade outcomes, coordinating with QA and Front Office users, </w:t>
+      </w:r>
+      <w:proofErr w:type="spellStart"/>
+      <w:r>
+        <w:t>analysing</w:t>
+      </w:r>
+      <w:proofErr w:type="spellEnd"/>
+      <w:r>
+        <w:t xml:space="preserve"> defects and driving issues through resolution.</w:t>
       </w:r>
     </w:p>
     <w:p>
@@ -678,7 +735,15 @@
         <w:ind w:left="259" w:hanging="173"/>
       </w:pPr>
       <w:r>
-        <w:t>• Led business analysis, requirement definition and delivery coordination across financial services, Capital Markets, Murex Front Office, digital transformation and technology programmes.</w:t>
+        <w:t xml:space="preserve">• Led business analysis, requirement definition and delivery coordination across financial services, Capital Markets, Murex Front Office, digital transformation and technology </w:t>
+      </w:r>
+      <w:proofErr w:type="spellStart"/>
+      <w:r>
+        <w:t>programmes</w:t>
+      </w:r>
+      <w:proofErr w:type="spellEnd"/>
+      <w:r>
+        <w:t>.</w:t>
       </w:r>
     </w:p>
     <w:p>
@@ -722,8 +787,13 @@
         </w:rPr>
         <w:t xml:space="preserve">• </w:t>
       </w:r>
-      <w:r>
-        <w:t>Analysed business processes and solution impacts across trading and risk capabilities, ensuring requirements were clear, testable and aligned with business outcomes.</w:t>
+      <w:proofErr w:type="spellStart"/>
+      <w:r>
+        <w:t>Analysed</w:t>
+      </w:r>
+      <w:proofErr w:type="spellEnd"/>
+      <w:r>
+        <w:t xml:space="preserve"> business processes and solution impacts across trading and risk capabilities, ensuring requirements were clear, testable and aligned with business outcomes.</w:t>
       </w:r>
     </w:p>
     <w:p>
@@ -790,12 +860,21 @@
       <w:pPr>
         <w:spacing w:before="80" w:after="0"/>
       </w:pPr>
+      <w:proofErr w:type="spellStart"/>
       <w:r>
         <w:rPr>
           <w:b/>
           <w:sz w:val="20"/>
         </w:rPr>
-        <w:t>Cigniti Technologies Ltd. — Senior Test Automation Engineer</w:t>
+        <w:t>Cigniti</w:t>
+      </w:r>
+      <w:proofErr w:type="spellEnd"/>
+      <w:r>
+        <w:rPr>
+          <w:b/>
+          <w:sz w:val="20"/>
+        </w:rPr>
+        <w:t xml:space="preserve"> Technologies Ltd. — Senior Test Automation Engineer</w:t>
       </w:r>
       <w:r>
         <w:rPr>
@@ -830,8 +909,13 @@
         </w:rPr>
         <w:t xml:space="preserve">• </w:t>
       </w:r>
-      <w:r>
-        <w:t>Analysed application requirements and integration flows to design functional, regression and end-to-end test coverage aligned with business scenarios.</w:t>
+      <w:proofErr w:type="spellStart"/>
+      <w:r>
+        <w:t>Analysed</w:t>
+      </w:r>
+      <w:proofErr w:type="spellEnd"/>
+      <w:r>
+        <w:t xml:space="preserve"> application requirements and integration flows to design functional, regression and end-to-end test coverage aligned with business scenarios.</w:t>
       </w:r>
     </w:p>
     <w:p>
@@ -861,7 +945,15 @@
         <w:t xml:space="preserve">• </w:t>
       </w:r>
       <w:r>
-        <w:t>Supported automation adoption by analysing repeatable business scenarios, improving regression coverage and maintaining test assets and execution processes.</w:t>
+        <w:t xml:space="preserve">Supported automation adoption by </w:t>
+      </w:r>
+      <w:proofErr w:type="spellStart"/>
+      <w:r>
+        <w:t>analysing</w:t>
+      </w:r>
+      <w:proofErr w:type="spellEnd"/>
+      <w:r>
+        <w:t xml:space="preserve"> repeatable business scenarios, improving regression coverage and maintaining test assets and execution processes.</w:t>
       </w:r>
     </w:p>
     <w:p>
@@ -899,12 +991,21 @@
       <w:pPr>
         <w:spacing w:before="80" w:after="0"/>
       </w:pPr>
+      <w:proofErr w:type="spellStart"/>
       <w:r>
         <w:rPr>
           <w:b/>
           <w:sz w:val="20"/>
         </w:rPr>
-        <w:t>Coforge Ltd. — Automation Engineer</w:t>
+        <w:t>Coforge</w:t>
+      </w:r>
+      <w:proofErr w:type="spellEnd"/>
+      <w:r>
+        <w:rPr>
+          <w:b/>
+          <w:sz w:val="20"/>
+        </w:rPr>
+        <w:t xml:space="preserve"> Ltd. — Automation Engineer</w:t>
       </w:r>
       <w:r>
         <w:rPr>
@@ -954,8 +1055,21 @@
         </w:rPr>
         <w:t xml:space="preserve">• </w:t>
       </w:r>
-      <w:r>
-        <w:t>Analysed functional requirements and created test scenarios and test cases to validate business rules, application behaviour and integration outcomes.</w:t>
+      <w:proofErr w:type="spellStart"/>
+      <w:r>
+        <w:t>Analysed</w:t>
+      </w:r>
+      <w:proofErr w:type="spellEnd"/>
+      <w:r>
+        <w:t xml:space="preserve"> functional requirements and created test scenarios and test cases to validate business rules, application </w:t>
+      </w:r>
+      <w:proofErr w:type="spellStart"/>
+      <w:r>
+        <w:t>behaviour</w:t>
+      </w:r>
+      <w:proofErr w:type="spellEnd"/>
+      <w:r>
+        <w:t xml:space="preserve"> and integration outcomes.</w:t>
       </w:r>
     </w:p>
     <w:p>
@@ -970,7 +1084,15 @@
         <w:t xml:space="preserve">• </w:t>
       </w:r>
       <w:r>
-        <w:t>Developed and maintained Selenium-based automation, executed regression suites, analysed failures and coordinated defect resolution with application teams.</w:t>
+        <w:t xml:space="preserve">Developed and maintained Selenium-based automation, executed regression suites, </w:t>
+      </w:r>
+      <w:proofErr w:type="spellStart"/>
+      <w:r>
+        <w:t>analysed</w:t>
+      </w:r>
+      <w:proofErr w:type="spellEnd"/>
+      <w:r>
+        <w:t xml:space="preserve"> failures and coordinated defect resolution with application teams.</w:t>
       </w:r>
     </w:p>
     <w:p>
@@ -1033,7 +1155,15 @@
         <w:t xml:space="preserve">• </w:t>
       </w:r>
       <w:r>
-        <w:t>Worked on enterprise web application development, customisation, enhancement and content-management initiatives, building foundational experience in business requirements and application delivery.</w:t>
+        <w:t xml:space="preserve">Worked on enterprise web application development, </w:t>
+      </w:r>
+      <w:proofErr w:type="spellStart"/>
+      <w:r>
+        <w:t>customisation</w:t>
+      </w:r>
+      <w:proofErr w:type="spellEnd"/>
+      <w:r>
+        <w:t>, enhancement and content-management initiatives, building foundational experience in business requirements and application delivery.</w:t>
       </w:r>
     </w:p>
     <w:p>
@@ -1047,8 +1177,13 @@
         </w:rPr>
         <w:t xml:space="preserve">• </w:t>
       </w:r>
-      <w:r>
-        <w:t>Analysed requested changes, translated business needs into application enhancements and coordinated development, validation and release activities.</w:t>
+      <w:proofErr w:type="spellStart"/>
+      <w:r>
+        <w:t>Analysed</w:t>
+      </w:r>
+      <w:proofErr w:type="spellEnd"/>
+      <w:r>
+        <w:t xml:space="preserve"> requested changes, translated business needs into application enhancements and coordinated development, validation and release activities.</w:t>
       </w:r>
     </w:p>
     <w:p>
@@ -1313,7 +1448,7 @@
       </w:r>
     </w:p>
     <w:sectPr>
-      <w:footerReference w:type="default" r:id="rId8"/>
+      <w:footerReference w:type="default" r:id="rId10"/>
       <w:pgSz w:w="12240" w:h="15840"/>
       <w:pgMar w:top="648" w:right="792" w:bottom="605" w:left="792" w:header="720" w:footer="720" w:gutter="0"/>
       <w:cols w:space="720"/>
@@ -13505,6 +13640,29 @@
       </w:tcPr>
     </w:tblStylePr>
   </w:style>
+  <w:style w:type="character" w:styleId="Hyperlink">
+    <w:name w:val="Hyperlink"/>
+    <w:basedOn w:val="DefaultParagraphFont"/>
+    <w:uiPriority w:val="99"/>
+    <w:unhideWhenUsed/>
+    <w:rsid w:val="00727E95"/>
+    <w:rPr>
+      <w:color w:val="0000FF" w:themeColor="hyperlink"/>
+      <w:u w:val="single"/>
+    </w:rPr>
+  </w:style>
+  <w:style w:type="character" w:styleId="UnresolvedMention">
+    <w:name w:val="Unresolved Mention"/>
+    <w:basedOn w:val="DefaultParagraphFont"/>
+    <w:uiPriority w:val="99"/>
+    <w:semiHidden/>
+    <w:unhideWhenUsed/>
+    <w:rsid w:val="00727E95"/>
+    <w:rPr>
+      <w:color w:val="605E5C"/>
+      <w:shd w:val="clear" w:color="auto" w:fill="E1DFDD"/>
+    </w:rPr>
+  </w:style>
 </w:styles>
 </file>
 
